--- a/pr-preview/pr-419/chapters/defining-terms-tracked-changes.docx
+++ b/pr-preview/pr-419/chapters/defining-terms-tracked-changes.docx
@@ -26,7 +26,7 @@
       </w:pPr>
       <w:ins w:id="2" w:author="PR Preview" w:date="2026-01-01T00:00:00Z">
         <w:r>
-          <w:t xml:space="preserve">Last modified: 2026-10-29 14:00:34 (PDT)</w:t>
+          <w:t xml:space="preserve">Last modified: 2026-10-29 14:28:33 (PDT)</w:t>
         </w:r>
       </w:ins>
     </w:p>
@@ -519,7 +519,7 @@
       </w:r>
     </w:p>
     <w:bookmarkEnd w:id="15"/>
-    <w:bookmarkStart w:id="25" w:name="guidelines-for-defining-terms"/>
+    <w:bookmarkStart w:id="26" w:name="guidelines-for-defining-terms"/>
     <w:p>
       <w:pPr>
         <w:pStyle w:val="Heading2"/>
@@ -2526,6 +2526,833 @@
       <w:ins w:id="52" w:author="PR Preview" w:date="2026-01-01T00:00:00Z">
         <w:r>
           <w:t xml:space="preserve">states a result, so it belongs in one.</w:t>
+        </w:r>
+      </w:ins>
+    </w:p>
+    <w:p>
+      <w:pPr>
+        <w:numPr>
+          <w:ilvl w:val="0"/>
+          <w:numId w:val="1001"/>
+        </w:numPr>
+      </w:pPr>
+      <w:ins w:id="53" w:author="PR Preview" w:date="2026-01-01T00:00:00Z">
+        <w:r>
+          <w:rPr>
+            <w:b/>
+            <w:bCs/>
+          </w:rPr>
+          <w:t xml:space="preserve">Write both sides of a definition in the same notation:</w:t>
+        </w:r>
+      </w:ins>
+      <w:ins w:id="54" w:author="PR Preview" w:date="2026-01-01T00:00:00Z">
+        <w:r>
+          <w:t xml:space="preserve"> </w:t>
+        </w:r>
+      </w:ins>
+      <w:ins w:id="55" w:author="PR Preview" w:date="2026-01-01T00:00:00Z">
+        <w:r>
+          <w:t xml:space="preserve">The symbol on the left names an object,</w:t>
+        </w:r>
+      </w:ins>
+      <w:ins w:id="56" w:author="PR Preview" w:date="2026-01-01T00:00:00Z">
+        <w:r>
+          <w:t xml:space="preserve"> </w:t>
+        </w:r>
+      </w:ins>
+      <w:ins w:id="57" w:author="PR Preview" w:date="2026-01-01T00:00:00Z">
+        <w:r>
+          <w:t xml:space="preserve">and the right side expands that object’s own definition.</w:t>
+        </w:r>
+      </w:ins>
+      <w:ins w:id="58" w:author="PR Preview" w:date="2026-01-01T00:00:00Z">
+        <w:r>
+          <w:t xml:space="preserve"> </w:t>
+        </w:r>
+      </w:ins>
+      <w:ins w:id="59" w:author="PR Preview" w:date="2026-01-01T00:00:00Z">
+        <w:r>
+          <w:t xml:space="preserve">It does not describe the object in another way,</w:t>
+        </w:r>
+      </w:ins>
+      <w:ins w:id="60" w:author="PR Preview" w:date="2026-01-01T00:00:00Z">
+        <w:r>
+          <w:t xml:space="preserve"> </w:t>
+        </w:r>
+      </w:ins>
+      <w:ins w:id="61" w:author="PR Preview" w:date="2026-01-01T00:00:00Z">
+        <w:r>
+          <w:t xml:space="preserve">because the step from one description to the other is a result.</w:t>
+        </w:r>
+      </w:ins>
+      <w:ins w:id="62" w:author="PR Preview" w:date="2026-01-01T00:00:00Z">
+        <w:r>
+          <w:t xml:space="preserve"> </w:t>
+        </w:r>
+      </w:ins>
+      <w:ins w:id="63" w:author="PR Preview" w:date="2026-01-01T00:00:00Z">
+        <w:r>
+          <w:t xml:space="preserve">For example, with the conditional expectation</w:t>
+        </w:r>
+      </w:ins>
+      <w:ins w:id="64" w:author="PR Preview" w:date="2026-01-01T00:00:00Z">
+        <w:r>
+          <w:t xml:space="preserve"> </w:t>
+        </w:r>
+      </w:ins>
+      <w:hyperlink r:id="rId16">
+        <w:ins w:id="65" w:author="PR Preview" w:date="2026-01-01T00:00:00Z">
+          <w:r>
+            <w:rPr>
+              <w:rStyle w:val="Hyperlink"/>
+            </w:rPr>
+            <w:t xml:space="preserve">function</w:t>
+          </w:r>
+        </w:ins>
+      </w:hyperlink>
+      <w:ins w:id="66" w:author="PR Preview" w:date="2026-01-01T00:00:00Z">
+        <w:r>
+          <w:t xml:space="preserve"> </w:t>
+        </w:r>
+      </w:ins>
+      <m:oMath>
+        <m:r>
+          <m:t>μ</m:t>
+        </m:r>
+      </m:oMath>
+      <w:ins w:id="67" w:author="PR Preview" w:date="2026-01-01T00:00:00Z">
+        <w:r>
+          <w:t xml:space="preserve"> </w:t>
+        </w:r>
+      </w:ins>
+      <w:ins w:id="68" w:author="PR Preview" w:date="2026-01-01T00:00:00Z">
+        <w:r>
+          <w:t xml:space="preserve">and its prediction error</w:t>
+        </w:r>
+      </w:ins>
+      <w:ins w:id="69" w:author="PR Preview" w:date="2026-01-01T00:00:00Z">
+        <w:r>
+          <w:t xml:space="preserve"> </w:t>
+        </w:r>
+      </w:ins>
+      <m:oMath>
+        <m:sSub>
+          <m:e>
+            <m:r>
+              <m:t>ε</m:t>
+            </m:r>
+          </m:e>
+          <m:sub>
+            <m:r>
+              <m:rPr>
+                <m:nor/>
+                <m:sty m:val="p"/>
+              </m:rPr>
+              <m:t>pred</m:t>
+            </m:r>
+          </m:sub>
+        </m:sSub>
+        <m:r>
+          <m:t>​</m:t>
+        </m:r>
+        <m:d>
+          <m:dPr>
+            <m:begChr m:val="("/>
+            <m:sepChr m:val=""/>
+            <m:endChr m:val=")"/>
+            <m:grow/>
+          </m:dPr>
+          <m:e>
+            <m:r>
+              <m:t>μ</m:t>
+            </m:r>
+          </m:e>
+        </m:d>
+        <m:r>
+          <m:t>​</m:t>
+        </m:r>
+      </m:oMath>
+      <w:ins w:id="70" w:author="PR Preview" w:date="2026-01-01T00:00:00Z">
+        <w:r>
+          <w:t xml:space="preserve">,</w:t>
+        </w:r>
+      </w:ins>
+      <w:ins w:id="71" w:author="PR Preview" w:date="2026-01-01T00:00:00Z">
+        <w:r>
+          <w:t xml:space="preserve"> </w:t>
+        </w:r>
+      </w:ins>
+      <w:ins w:id="72" w:author="PR Preview" w:date="2026-01-01T00:00:00Z">
+        <w:r>
+          <w:t xml:space="preserve">define the residual risk as</w:t>
+        </w:r>
+      </w:ins>
+      <w:ins w:id="73" w:author="PR Preview" w:date="2026-01-01T00:00:00Z">
+        <w:r>
+          <w:t xml:space="preserve"> </w:t>
+        </w:r>
+      </w:ins>
+      <m:oMath>
+        <m:r>
+          <m:t>R</m:t>
+        </m:r>
+        <m:r>
+          <m:t>​</m:t>
+        </m:r>
+        <m:d>
+          <m:dPr>
+            <m:begChr m:val="("/>
+            <m:sepChr m:val=""/>
+            <m:endChr m:val=")"/>
+            <m:grow/>
+          </m:dPr>
+          <m:e>
+            <m:r>
+              <m:t>μ</m:t>
+            </m:r>
+          </m:e>
+        </m:d>
+        <m:r>
+          <m:t>​</m:t>
+        </m:r>
+        <m:r>
+          <m:rPr>
+            <m:sty m:val="p"/>
+          </m:rPr>
+          <m:t>=</m:t>
+        </m:r>
+        <m:r>
+          <m:rPr>
+            <m:scr m:val="double-struck"/>
+            <m:sty m:val="p"/>
+          </m:rPr>
+          <m:t>E</m:t>
+        </m:r>
+        <m:r>
+          <m:t>​</m:t>
+        </m:r>
+        <m:d>
+          <m:dPr>
+            <m:begChr m:val="["/>
+            <m:sepChr m:val=""/>
+            <m:endChr m:val="]"/>
+            <m:grow/>
+          </m:dPr>
+          <m:e>
+            <m:sSup>
+              <m:e>
+                <m:r>
+                  <m:t>​</m:t>
+                </m:r>
+                <m:d>
+                  <m:dPr>
+                    <m:begChr m:val="("/>
+                    <m:sepChr m:val=""/>
+                    <m:endChr m:val=")"/>
+                    <m:grow/>
+                  </m:dPr>
+                  <m:e>
+                    <m:sSub>
+                      <m:e>
+                        <m:r>
+                          <m:t>ε</m:t>
+                        </m:r>
+                      </m:e>
+                      <m:sub>
+                        <m:r>
+                          <m:rPr>
+                            <m:nor/>
+                            <m:sty m:val="p"/>
+                          </m:rPr>
+                          <m:t>pred</m:t>
+                        </m:r>
+                      </m:sub>
+                    </m:sSub>
+                    <m:r>
+                      <m:t>​</m:t>
+                    </m:r>
+                    <m:d>
+                      <m:dPr>
+                        <m:begChr m:val="("/>
+                        <m:sepChr m:val=""/>
+                        <m:endChr m:val=")"/>
+                        <m:grow/>
+                      </m:dPr>
+                      <m:e>
+                        <m:r>
+                          <m:t>μ</m:t>
+                        </m:r>
+                      </m:e>
+                    </m:d>
+                    <m:r>
+                      <m:t>​</m:t>
+                    </m:r>
+                  </m:e>
+                </m:d>
+                <m:r>
+                  <m:t>​</m:t>
+                </m:r>
+              </m:e>
+              <m:sup>
+                <m:r>
+                  <m:t>2</m:t>
+                </m:r>
+              </m:sup>
+            </m:sSup>
+          </m:e>
+        </m:d>
+        <m:r>
+          <m:t>​</m:t>
+        </m:r>
+      </m:oMath>
+      <w:ins w:id="74" w:author="PR Preview" w:date="2026-01-01T00:00:00Z">
+        <w:r>
+          <w:t xml:space="preserve">,</w:t>
+        </w:r>
+      </w:ins>
+      <w:ins w:id="75" w:author="PR Preview" w:date="2026-01-01T00:00:00Z">
+        <w:r>
+          <w:t xml:space="preserve"> </w:t>
+        </w:r>
+      </w:ins>
+      <w:ins w:id="76" w:author="PR Preview" w:date="2026-01-01T00:00:00Z">
+        <w:r>
+          <w:t xml:space="preserve">not as</w:t>
+        </w:r>
+      </w:ins>
+      <w:ins w:id="77" w:author="PR Preview" w:date="2026-01-01T00:00:00Z">
+        <w:r>
+          <w:t xml:space="preserve"> </w:t>
+        </w:r>
+      </w:ins>
+      <m:oMath>
+        <m:r>
+          <m:t>R</m:t>
+        </m:r>
+        <m:r>
+          <m:t>​</m:t>
+        </m:r>
+        <m:d>
+          <m:dPr>
+            <m:begChr m:val="("/>
+            <m:sepChr m:val=""/>
+            <m:endChr m:val=")"/>
+            <m:grow/>
+          </m:dPr>
+          <m:e>
+            <m:r>
+              <m:t>μ</m:t>
+            </m:r>
+          </m:e>
+        </m:d>
+        <m:r>
+          <m:t>​</m:t>
+        </m:r>
+        <m:r>
+          <m:rPr>
+            <m:sty m:val="p"/>
+          </m:rPr>
+          <m:t>=</m:t>
+        </m:r>
+        <m:r>
+          <m:rPr>
+            <m:scr m:val="double-struck"/>
+            <m:sty m:val="p"/>
+          </m:rPr>
+          <m:t>E</m:t>
+        </m:r>
+        <m:r>
+          <m:t>​</m:t>
+        </m:r>
+        <m:d>
+          <m:dPr>
+            <m:begChr m:val="["/>
+            <m:sepChr m:val=""/>
+            <m:endChr m:val="]"/>
+            <m:grow/>
+          </m:dPr>
+          <m:e>
+            <m:sSup>
+              <m:e>
+                <m:r>
+                  <m:t>​</m:t>
+                </m:r>
+                <m:d>
+                  <m:dPr>
+                    <m:begChr m:val="("/>
+                    <m:sepChr m:val=""/>
+                    <m:endChr m:val=")"/>
+                    <m:grow/>
+                  </m:dPr>
+                  <m:e>
+                    <m:r>
+                      <m:t>Y</m:t>
+                    </m:r>
+                    <m:r>
+                      <m:rPr>
+                        <m:sty m:val="p"/>
+                      </m:rPr>
+                      <m:t>−</m:t>
+                    </m:r>
+                    <m:r>
+                      <m:rPr>
+                        <m:scr m:val="double-struck"/>
+                        <m:sty m:val="p"/>
+                      </m:rPr>
+                      <m:t>E</m:t>
+                    </m:r>
+                    <m:r>
+                      <m:t>​</m:t>
+                    </m:r>
+                    <m:d>
+                      <m:dPr>
+                        <m:begChr m:val="["/>
+                        <m:sepChr m:val=""/>
+                        <m:endChr m:val="]"/>
+                        <m:grow/>
+                      </m:dPr>
+                      <m:e>
+                        <m:r>
+                          <m:t>Y</m:t>
+                        </m:r>
+                        <m:r>
+                          <m:rPr>
+                            <m:sty m:val="p"/>
+                          </m:rPr>
+                          <m:t>∣</m:t>
+                        </m:r>
+                        <m:r>
+                          <m:t>X</m:t>
+                        </m:r>
+                      </m:e>
+                    </m:d>
+                    <m:r>
+                      <m:t>​</m:t>
+                    </m:r>
+                  </m:e>
+                </m:d>
+                <m:r>
+                  <m:t>​</m:t>
+                </m:r>
+              </m:e>
+              <m:sup>
+                <m:r>
+                  <m:t>2</m:t>
+                </m:r>
+              </m:sup>
+            </m:sSup>
+          </m:e>
+        </m:d>
+        <m:r>
+          <m:t>​</m:t>
+        </m:r>
+      </m:oMath>
+      <w:ins w:id="78" w:author="PR Preview" w:date="2026-01-01T00:00:00Z">
+        <w:r>
+          <w:t xml:space="preserve">.</w:t>
+        </w:r>
+      </w:ins>
+      <w:ins w:id="79" w:author="PR Preview" w:date="2026-01-01T00:00:00Z">
+        <w:r>
+          <w:t xml:space="preserve"> </w:t>
+        </w:r>
+      </w:ins>
+      <w:ins w:id="80" w:author="PR Preview" w:date="2026-01-01T00:00:00Z">
+        <w:r>
+          <w:t xml:space="preserve">The second form spells the function</w:t>
+        </w:r>
+      </w:ins>
+      <w:ins w:id="81" w:author="PR Preview" w:date="2026-01-01T00:00:00Z">
+        <w:r>
+          <w:t xml:space="preserve"> </w:t>
+        </w:r>
+      </w:ins>
+      <m:oMath>
+        <m:r>
+          <m:t>μ</m:t>
+        </m:r>
+      </m:oMath>
+      <w:ins w:id="82" w:author="PR Preview" w:date="2026-01-01T00:00:00Z">
+        <w:r>
+          <w:t xml:space="preserve"> </w:t>
+        </w:r>
+      </w:ins>
+      <w:ins w:id="83" w:author="PR Preview" w:date="2026-01-01T00:00:00Z">
+        <w:r>
+          <w:t xml:space="preserve">out on the right</w:t>
+        </w:r>
+      </w:ins>
+      <w:ins w:id="84" w:author="PR Preview" w:date="2026-01-01T00:00:00Z">
+        <w:r>
+          <w:t xml:space="preserve"> </w:t>
+        </w:r>
+      </w:ins>
+      <w:ins w:id="85" w:author="PR Preview" w:date="2026-01-01T00:00:00Z">
+        <w:r>
+          <w:t xml:space="preserve">but names it on the left,</w:t>
+        </w:r>
+      </w:ins>
+      <w:ins w:id="86" w:author="PR Preview" w:date="2026-01-01T00:00:00Z">
+        <w:r>
+          <w:t xml:space="preserve"> </w:t>
+        </w:r>
+      </w:ins>
+      <w:ins w:id="87" w:author="PR Preview" w:date="2026-01-01T00:00:00Z">
+        <w:r>
+          <w:t xml:space="preserve">so a reader cannot tell whether the two sides describe the same object.</w:t>
+        </w:r>
+      </w:ins>
+      <w:ins w:id="88" w:author="PR Preview" w:date="2026-01-01T00:00:00Z">
+        <w:r>
+          <w:t xml:space="preserve"> </w:t>
+        </w:r>
+      </w:ins>
+      <w:ins w:id="89" w:author="PR Preview" w:date="2026-01-01T00:00:00Z">
+        <w:r>
+          <w:t xml:space="preserve">Derive the second form from the first in a proof.</w:t>
+        </w:r>
+      </w:ins>
+    </w:p>
+    <w:p>
+      <w:pPr>
+        <w:numPr>
+          <w:ilvl w:val="0"/>
+          <w:numId w:val="1001"/>
+        </w:numPr>
+      </w:pPr>
+      <w:ins w:id="90" w:author="PR Preview" w:date="2026-01-01T00:00:00Z">
+        <w:r>
+          <w:rPr>
+            <w:b/>
+            <w:bCs/>
+          </w:rPr>
+          <w:t xml:space="preserve">Reuse the notation and the concept names of the result that introduces an object:</w:t>
+        </w:r>
+      </w:ins>
+      <w:ins w:id="91" w:author="PR Preview" w:date="2026-01-01T00:00:00Z">
+        <w:r>
+          <w:t xml:space="preserve"> </w:t>
+        </w:r>
+      </w:ins>
+      <w:ins w:id="92" w:author="PR Preview" w:date="2026-01-01T00:00:00Z">
+        <w:r>
+          <w:t xml:space="preserve">When an earlier theorem names an object,</w:t>
+        </w:r>
+      </w:ins>
+      <w:ins w:id="93" w:author="PR Preview" w:date="2026-01-01T00:00:00Z">
+        <w:r>
+          <w:t xml:space="preserve"> </w:t>
+        </w:r>
+      </w:ins>
+      <w:ins w:id="94" w:author="PR Preview" w:date="2026-01-01T00:00:00Z">
+        <w:r>
+          <w:t xml:space="preserve">every later definition about it uses the same symbols and the same concept.</w:t>
+        </w:r>
+      </w:ins>
+      <w:ins w:id="95" w:author="PR Preview" w:date="2026-01-01T00:00:00Z">
+        <w:r>
+          <w:t xml:space="preserve"> </w:t>
+        </w:r>
+      </w:ins>
+      <w:ins w:id="96" w:author="PR Preview" w:date="2026-01-01T00:00:00Z">
+        <w:r>
+          <w:t xml:space="preserve">Do not coin an alias symbol or a synonym</w:t>
+        </w:r>
+      </w:ins>
+      <w:ins w:id="97" w:author="PR Preview" w:date="2026-01-01T00:00:00Z">
+        <w:r>
+          <w:t xml:space="preserve"> </w:t>
+        </w:r>
+      </w:ins>
+      <w:hyperlink w:anchor="def-term">
+        <w:ins w:id="98" w:author="PR Preview" w:date="2026-01-01T00:00:00Z">
+          <w:r>
+            <w:rPr>
+              <w:rStyle w:val="Hyperlink"/>
+            </w:rPr>
+            <w:t xml:space="preserve">term</w:t>
+          </w:r>
+        </w:ins>
+      </w:hyperlink>
+      <w:ins w:id="99" w:author="PR Preview" w:date="2026-01-01T00:00:00Z">
+        <w:r>
+          <w:t xml:space="preserve"> </w:t>
+        </w:r>
+      </w:ins>
+      <w:ins w:id="100" w:author="PR Preview" w:date="2026-01-01T00:00:00Z">
+        <w:r>
+          <w:t xml:space="preserve">for it.</w:t>
+        </w:r>
+      </w:ins>
+      <w:ins w:id="101" w:author="PR Preview" w:date="2026-01-01T00:00:00Z">
+        <w:r>
+          <w:t xml:space="preserve"> </w:t>
+        </w:r>
+      </w:ins>
+      <w:ins w:id="102" w:author="PR Preview" w:date="2026-01-01T00:00:00Z">
+        <w:r>
+          <w:t xml:space="preserve">For example, a theorem that decomposes the squared-error risk</w:t>
+        </w:r>
+      </w:ins>
+      <w:ins w:id="103" w:author="PR Preview" w:date="2026-01-01T00:00:00Z">
+        <w:r>
+          <w:t xml:space="preserve"> </w:t>
+        </w:r>
+      </w:ins>
+      <w:ins w:id="104" w:author="PR Preview" w:date="2026-01-01T00:00:00Z">
+        <w:r>
+          <w:t xml:space="preserve">and names the minimizing</w:t>
+        </w:r>
+      </w:ins>
+      <w:ins w:id="105" w:author="PR Preview" w:date="2026-01-01T00:00:00Z">
+        <w:r>
+          <w:t xml:space="preserve"> </w:t>
+        </w:r>
+      </w:ins>
+      <w:hyperlink r:id="rId16">
+        <w:ins w:id="106" w:author="PR Preview" w:date="2026-01-01T00:00:00Z">
+          <w:r>
+            <w:rPr>
+              <w:rStyle w:val="Hyperlink"/>
+            </w:rPr>
+            <w:t xml:space="preserve">function</w:t>
+          </w:r>
+        </w:ins>
+      </w:hyperlink>
+      <w:ins w:id="107" w:author="PR Preview" w:date="2026-01-01T00:00:00Z">
+        <w:r>
+          <w:t xml:space="preserve"> </w:t>
+        </w:r>
+      </w:ins>
+      <m:oMath>
+        <m:r>
+          <m:t>μ</m:t>
+        </m:r>
+      </m:oMath>
+      <w:ins w:id="108" w:author="PR Preview" w:date="2026-01-01T00:00:00Z">
+        <w:r>
+          <w:t xml:space="preserve"> </w:t>
+        </w:r>
+      </w:ins>
+      <w:ins w:id="109" w:author="PR Preview" w:date="2026-01-01T00:00:00Z">
+        <w:r>
+          <w:t xml:space="preserve">fixes the residual risk as the risk</w:t>
+        </w:r>
+      </w:ins>
+      <w:ins w:id="110" w:author="PR Preview" w:date="2026-01-01T00:00:00Z">
+        <w:r>
+          <w:t xml:space="preserve"> </w:t>
+        </w:r>
+      </w:ins>
+      <m:oMath>
+        <m:r>
+          <m:t>R</m:t>
+        </m:r>
+        <m:r>
+          <m:t>​</m:t>
+        </m:r>
+        <m:d>
+          <m:dPr>
+            <m:begChr m:val="("/>
+            <m:sepChr m:val=""/>
+            <m:endChr m:val=")"/>
+            <m:grow/>
+          </m:dPr>
+          <m:e>
+            <m:r>
+              <m:t>μ</m:t>
+            </m:r>
+          </m:e>
+        </m:d>
+        <m:r>
+          <m:t>​</m:t>
+        </m:r>
+      </m:oMath>
+      <w:ins w:id="111" w:author="PR Preview" w:date="2026-01-01T00:00:00Z">
+        <w:r>
+          <w:t xml:space="preserve"> </w:t>
+        </w:r>
+      </w:ins>
+      <w:ins w:id="112" w:author="PR Preview" w:date="2026-01-01T00:00:00Z">
+        <w:r>
+          <w:t xml:space="preserve">of that function.</w:t>
+        </w:r>
+      </w:ins>
+      <w:ins w:id="113" w:author="PR Preview" w:date="2026-01-01T00:00:00Z">
+        <w:r>
+          <w:t xml:space="preserve"> </w:t>
+        </w:r>
+      </w:ins>
+      <w:ins w:id="114" w:author="PR Preview" w:date="2026-01-01T00:00:00Z">
+        <w:r>
+          <w:t xml:space="preserve">A definition that names the residual risk through a second symbol for the same function</w:t>
+        </w:r>
+      </w:ins>
+      <w:ins w:id="115" w:author="PR Preview" w:date="2026-01-01T00:00:00Z">
+        <w:r>
+          <w:t xml:space="preserve"> </w:t>
+        </w:r>
+      </w:ins>
+      <w:ins w:id="116" w:author="PR Preview" w:date="2026-01-01T00:00:00Z">
+        <w:r>
+          <w:t xml:space="preserve">leaves the reader to check that the two symbols denote one object.</w:t>
+        </w:r>
+      </w:ins>
+    </w:p>
+    <w:p>
+      <w:pPr>
+        <w:numPr>
+          <w:ilvl w:val="0"/>
+          <w:numId w:val="1001"/>
+        </w:numPr>
+      </w:pPr>
+      <w:ins w:id="117" w:author="PR Preview" w:date="2026-01-01T00:00:00Z">
+        <w:r>
+          <w:rPr>
+            <w:b/>
+            <w:bCs/>
+          </w:rPr>
+          <w:t xml:space="preserve">Make a definition as concise as possible:</w:t>
+        </w:r>
+      </w:ins>
+      <w:ins w:id="118" w:author="PR Preview" w:date="2026-01-01T00:00:00Z">
+        <w:r>
+          <w:t xml:space="preserve"> </w:t>
+        </w:r>
+      </w:ins>
+      <w:ins w:id="119" w:author="PR Preview" w:date="2026-01-01T00:00:00Z">
+        <w:r>
+          <w:t xml:space="preserve">State the</w:t>
+        </w:r>
+      </w:ins>
+      <w:ins w:id="120" w:author="PR Preview" w:date="2026-01-01T00:00:00Z">
+        <w:r>
+          <w:t xml:space="preserve"> </w:t>
+        </w:r>
+      </w:ins>
+      <w:hyperlink w:anchor="def-term">
+        <w:ins w:id="121" w:author="PR Preview" w:date="2026-01-01T00:00:00Z">
+          <w:r>
+            <w:rPr>
+              <w:rStyle w:val="Hyperlink"/>
+            </w:rPr>
+            <w:t xml:space="preserve">term</w:t>
+          </w:r>
+        </w:ins>
+      </w:hyperlink>
+      <w:ins w:id="122" w:author="PR Preview" w:date="2026-01-01T00:00:00Z">
+        <w:r>
+          <w:t xml:space="preserve"> </w:t>
+        </w:r>
+      </w:ins>
+      <w:ins w:id="123" w:author="PR Preview" w:date="2026-01-01T00:00:00Z">
+        <w:r>
+          <w:t xml:space="preserve">with the fewest words and symbols that fix it exactly.</w:t>
+        </w:r>
+      </w:ins>
+      <w:ins w:id="124" w:author="PR Preview" w:date="2026-01-01T00:00:00Z">
+        <w:r>
+          <w:t xml:space="preserve"> </w:t>
+        </w:r>
+      </w:ins>
+      <w:ins w:id="125" w:author="PR Preview" w:date="2026-01-01T00:00:00Z">
+        <w:r>
+          <w:t xml:space="preserve">Build on terms that are already defined, and link them,</w:t>
+        </w:r>
+      </w:ins>
+      <w:ins w:id="126" w:author="PR Preview" w:date="2026-01-01T00:00:00Z">
+        <w:r>
+          <w:t xml:space="preserve"> </w:t>
+        </w:r>
+      </w:ins>
+      <w:ins w:id="127" w:author="PR Preview" w:date="2026-01-01T00:00:00Z">
+        <w:r>
+          <w:t xml:space="preserve">instead of spelling out again what they mean.</w:t>
+        </w:r>
+      </w:ins>
+      <w:ins w:id="128" w:author="PR Preview" w:date="2026-01-01T00:00:00Z">
+        <w:r>
+          <w:t xml:space="preserve"> </w:t>
+        </w:r>
+      </w:ins>
+      <w:ins w:id="129" w:author="PR Preview" w:date="2026-01-01T00:00:00Z">
+        <w:r>
+          <w:t xml:space="preserve">For example, define a mode of a distribution as an element of the</w:t>
+        </w:r>
+      </w:ins>
+      <w:ins w:id="130" w:author="PR Preview" w:date="2026-01-01T00:00:00Z">
+        <w:r>
+          <w:t xml:space="preserve"> </w:t>
+        </w:r>
+      </w:ins>
+      <w:hyperlink r:id="rId18">
+        <w:ins w:id="131" w:author="PR Preview" w:date="2026-01-01T00:00:00Z">
+          <w:r>
+            <w:rPr>
+              <w:rStyle w:val="Hyperlink"/>
+            </w:rPr>
+            <w:t xml:space="preserve">argmax</w:t>
+          </w:r>
+        </w:ins>
+      </w:hyperlink>
+      <w:ins w:id="132" w:author="PR Preview" w:date="2026-01-01T00:00:00Z">
+        <w:r>
+          <w:t xml:space="preserve"> </w:t>
+        </w:r>
+      </w:ins>
+      <w:ins w:id="133" w:author="PR Preview" w:date="2026-01-01T00:00:00Z">
+        <w:r>
+          <w:t xml:space="preserve">of its density or mass</w:t>
+        </w:r>
+      </w:ins>
+      <w:ins w:id="134" w:author="PR Preview" w:date="2026-01-01T00:00:00Z">
+        <w:r>
+          <w:t xml:space="preserve"> </w:t>
+        </w:r>
+      </w:ins>
+      <w:hyperlink r:id="rId16">
+        <w:ins w:id="135" w:author="PR Preview" w:date="2026-01-01T00:00:00Z">
+          <w:r>
+            <w:rPr>
+              <w:rStyle w:val="Hyperlink"/>
+            </w:rPr>
+            <w:t xml:space="preserve">function</w:t>
+          </w:r>
+        </w:ins>
+      </w:hyperlink>
+      <w:ins w:id="136" w:author="PR Preview" w:date="2026-01-01T00:00:00Z">
+        <w:r>
+          <w:t xml:space="preserve">,</w:t>
+        </w:r>
+      </w:ins>
+      <w:ins w:id="137" w:author="PR Preview" w:date="2026-01-01T00:00:00Z">
+        <w:r>
+          <w:t xml:space="preserve"> </w:t>
+        </w:r>
+      </w:ins>
+      <w:ins w:id="138" w:author="PR Preview" w:date="2026-01-01T00:00:00Z">
+        <w:r>
+          <w:t xml:space="preserve">not by writing out the inequality that the argmax stands for.</w:t>
+        </w:r>
+      </w:ins>
+      <w:ins w:id="139" w:author="PR Preview" w:date="2026-01-01T00:00:00Z">
+        <w:r>
+          <w:t xml:space="preserve"> </w:t>
+        </w:r>
+      </w:ins>
+      <w:ins w:id="140" w:author="PR Preview" w:date="2026-01-01T00:00:00Z">
+        <w:r>
+          <w:t xml:space="preserve">The inequality belongs in the definition of the argmax, which the reader can follow the link to.</w:t>
+        </w:r>
+      </w:ins>
+      <w:ins w:id="141" w:author="PR Preview" w:date="2026-01-01T00:00:00Z">
+        <w:r>
+          <w:t xml:space="preserve"> </w:t>
+        </w:r>
+      </w:ins>
+      <w:ins w:id="142" w:author="PR Preview" w:date="2026-01-01T00:00:00Z">
+        <w:r>
+          <w:t xml:space="preserve">A definition that restates a linked term is longer to read and drifts from the original if either changes.</w:t>
         </w:r>
       </w:ins>
     </w:p>
@@ -3188,7 +4015,7 @@
       <w:r>
         <w:t xml:space="preserve"> </w:t>
       </w:r>
-      <w:hyperlink r:id="rId18">
+      <w:hyperlink r:id="rId19">
         <w:r>
           <w:rPr>
             <w:rStyle w:val="Hyperlink"/>
@@ -3978,7 +4805,7 @@
       <w:r>
         <w:t xml:space="preserve"> </w:t>
       </w:r>
-      <w:hyperlink r:id="rId19">
+      <w:hyperlink r:id="rId20">
         <w:r>
           <w:rPr>
             <w:rStyle w:val="Hyperlink"/>
@@ -4106,7 +4933,7 @@
       <w:r>
         <w:t xml:space="preserve"> </w:t>
       </w:r>
-      <w:hyperlink r:id="rId20">
+      <w:hyperlink r:id="rId21">
         <w:r>
           <w:rPr>
             <w:rStyle w:val="Hyperlink"/>
@@ -4678,7 +5505,7 @@
         <w:t xml:space="preserve">A reader who needs one of them can then link to exactly that one.</w:t>
       </w:r>
     </w:p>
-    <w:bookmarkStart w:id="21" w:name="exm-one-definition-per-div"/>
+    <w:bookmarkStart w:id="22" w:name="exm-one-definition-per-div"/>
     <w:p>
       <w:pPr>
         <w:numPr>
@@ -5218,7 +6045,7 @@
         <w:t xml:space="preserve">and each needs its own example.</w:t>
       </w:r>
     </w:p>
-    <w:bookmarkEnd w:id="21"/>
+    <w:bookmarkEnd w:id="22"/>
     <w:p>
       <w:pPr>
         <w:numPr>
@@ -5422,7 +6249,7 @@
       <w:r>
         <w:t xml:space="preserve"> </w:t>
       </w:r>
-      <w:hyperlink r:id="rId22">
+      <w:hyperlink r:id="rId23">
         <w:r>
           <w:rPr>
             <w:rStyle w:val="Hyperlink"/>
@@ -5651,7 +6478,7 @@
       <w:r>
         <w:t xml:space="preserve"> </w:t>
       </w:r>
-      <w:hyperlink r:id="rId23">
+      <w:hyperlink r:id="rId24">
         <w:r>
           <w:rPr>
             <w:rStyle w:val="Hyperlink"/>
@@ -5685,7 +6512,7 @@
       <w:r>
         <w:t xml:space="preserve"> </w:t>
       </w:r>
-      <w:hyperlink r:id="rId24">
+      <w:hyperlink r:id="rId25">
         <w:r>
           <w:rPr>
             <w:rStyle w:val="Hyperlink"/>
@@ -8973,8 +9800,8 @@
         <w:t xml:space="preserve">When in doubt, keep it.</w:t>
       </w:r>
     </w:p>
-    <w:bookmarkEnd w:id="25"/>
-    <w:bookmarkStart w:id="32" w:name="examples-of-term-definitions"/>
+    <w:bookmarkEnd w:id="26"/>
+    <w:bookmarkStart w:id="33" w:name="examples-of-term-definitions"/>
     <w:p>
       <w:pPr>
         <w:pStyle w:val="Heading2"/>
@@ -9005,7 +9832,7 @@
         <w:t xml:space="preserve">s:</w:t>
       </w:r>
     </w:p>
-    <w:bookmarkStart w:id="26" w:name="def-confidence-interval"/>
+    <w:bookmarkStart w:id="27" w:name="def-confidence-interval"/>
     <w:p>
       <w:pPr>
         <w:pStyle w:val="BodyText"/>
@@ -9242,8 +10069,8 @@
         </m:oMath>
       </m:oMathPara>
     </w:p>
-    <w:bookmarkEnd w:id="26"/>
-    <w:bookmarkStart w:id="27" w:name="exm-confidence-interval"/>
+    <w:bookmarkEnd w:id="27"/>
+    <w:bookmarkStart w:id="28" w:name="exm-confidence-interval"/>
     <w:p>
       <w:pPr>
         <w:pStyle w:val="FirstParagraph"/>
@@ -9285,8 +10112,8 @@
         <w:t xml:space="preserve">we are 95% confident that the true population mean height falls within this range.</w:t>
       </w:r>
     </w:p>
-    <w:bookmarkEnd w:id="27"/>
-    <w:bookmarkStart w:id="28" w:name="exm-not-confidence-interval"/>
+    <w:bookmarkEnd w:id="28"/>
+    <w:bookmarkStart w:id="29" w:name="exm-not-confidence-interval"/>
     <w:p>
       <w:pPr>
         <w:pStyle w:val="BodyText"/>
@@ -9346,8 +10173,8 @@
         <w:t xml:space="preserve">and it does not shrink as the sample grows.</w:t>
       </w:r>
     </w:p>
-    <w:bookmarkEnd w:id="28"/>
-    <w:bookmarkStart w:id="29" w:name="def-active-voice"/>
+    <w:bookmarkEnd w:id="29"/>
+    <w:bookmarkStart w:id="30" w:name="def-active-voice"/>
     <w:p>
       <w:pPr>
         <w:pStyle w:val="BodyText"/>
@@ -9376,8 +10203,8 @@
         <w:t xml:space="preserve">is a sentence structure where the subject performs the action expressed by the verb.</w:t>
       </w:r>
     </w:p>
-    <w:bookmarkEnd w:id="29"/>
-    <w:bookmarkStart w:id="30" w:name="exm-active-voice"/>
+    <w:bookmarkEnd w:id="30"/>
+    <w:bookmarkStart w:id="31" w:name="exm-active-voice"/>
     <w:p>
       <w:pPr>
         <w:pStyle w:val="BodyText"/>
@@ -9437,8 +10264,8 @@
         <w:t xml:space="preserve">.</w:t>
       </w:r>
     </w:p>
-    <w:bookmarkEnd w:id="30"/>
-    <w:bookmarkStart w:id="31" w:name="exm-passive-voice"/>
+    <w:bookmarkEnd w:id="31"/>
+    <w:bookmarkStart w:id="32" w:name="exm-passive-voice"/>
     <w:p>
       <w:pPr>
         <w:pStyle w:val="BodyText"/>
@@ -9501,9 +10328,9 @@
         <w:t xml:space="preserve">so the sentence is in passive voice.</w:t>
       </w:r>
     </w:p>
-    <w:bookmarkEnd w:id="31"/>
     <w:bookmarkEnd w:id="32"/>
-    <w:bookmarkStart w:id="38" w:name="order-general-definition-then-examples"/>
+    <w:bookmarkEnd w:id="33"/>
+    <w:bookmarkStart w:id="39" w:name="order-general-definition-then-examples"/>
     <w:p>
       <w:pPr>
         <w:pStyle w:val="Heading2"/>
@@ -9641,7 +10468,7 @@
         <w:t xml:space="preserve">would give these blocks, in this order:</w:t>
       </w:r>
     </w:p>
-    <w:bookmarkStart w:id="33" w:name="def-rss"/>
+    <w:bookmarkStart w:id="34" w:name="def-rss"/>
     <w:p>
       <w:pPr>
         <w:pStyle w:val="BodyText"/>
@@ -9759,8 +10586,8 @@
         </m:oMath>
       </m:oMathPara>
     </w:p>
-    <w:bookmarkEnd w:id="33"/>
-    <w:bookmarkStart w:id="35" w:name="exm-rss-line"/>
+    <w:bookmarkEnd w:id="34"/>
+    <w:bookmarkStart w:id="36" w:name="exm-rss-line"/>
     <w:p>
       <w:pPr>
         <w:pStyle w:val="FirstParagraph"/>
@@ -9830,7 +10657,7 @@
       <w:r>
         <w:t xml:space="preserve"> </w:t>
       </w:r>
-      <w:hyperlink r:id="rId34">
+      <w:hyperlink r:id="rId35">
         <w:r>
           <w:rPr>
             <w:rStyle w:val="Hyperlink"/>
@@ -10126,8 +10953,8 @@
         </m:oMath>
       </m:oMathPara>
     </w:p>
-    <w:bookmarkEnd w:id="35"/>
-    <w:bookmarkStart w:id="36" w:name="exm-rss-three-points"/>
+    <w:bookmarkEnd w:id="36"/>
+    <w:bookmarkStart w:id="37" w:name="exm-rss-three-points"/>
     <w:p>
       <w:pPr>
         <w:pStyle w:val="FirstParagraph"/>
@@ -10416,8 +11243,8 @@
         <w:t xml:space="preserve">.</w:t>
       </w:r>
     </w:p>
-    <w:bookmarkEnd w:id="36"/>
-    <w:bookmarkStart w:id="37" w:name="exm-not-rss"/>
+    <w:bookmarkEnd w:id="37"/>
+    <w:bookmarkStart w:id="38" w:name="exm-not-rss"/>
     <w:p>
       <w:pPr>
         <w:pStyle w:val="BodyText"/>
@@ -10562,7 +11389,7 @@
       <w:r>
         <w:t xml:space="preserve"> </w:t>
       </w:r>
-      <w:hyperlink r:id="rId34">
+      <w:hyperlink r:id="rId35">
         <w:r>
           <w:rPr>
             <w:rStyle w:val="Hyperlink"/>
@@ -10574,7 +11401,7 @@
         <w:t xml:space="preserve">s.</w:t>
       </w:r>
     </w:p>
-    <w:bookmarkEnd w:id="37"/>
+    <w:bookmarkEnd w:id="38"/>
     <w:p>
       <w:pPr>
         <w:pStyle w:val="BodyText"/>
@@ -10613,8 +11440,8 @@
         <w:t xml:space="preserve">once the reader knows what the definition covers.</w:t>
       </w:r>
     </w:p>
-    <w:bookmarkEnd w:id="38"/>
-    <w:bookmarkStart w:id="42" w:name="X35ef0536ddd4dcadf17366e9cbbad09e6282954"/>
+    <w:bookmarkEnd w:id="39"/>
+    <w:bookmarkStart w:id="43" w:name="X35ef0536ddd4dcadf17366e9cbbad09e6282954"/>
     <w:p>
       <w:pPr>
         <w:pStyle w:val="Heading2"/>
@@ -10686,7 +11513,7 @@
       <w:r>
         <w:t xml:space="preserve"> </w:t>
       </w:r>
-      <w:hyperlink r:id="rId39">
+      <w:hyperlink r:id="rId40">
         <w:r>
           <w:rPr>
             <w:rStyle w:val="Hyperlink"/>
@@ -10718,7 +11545,7 @@
         <w:t xml:space="preserve">, keeps its prose definition alone.</w:t>
       </w:r>
     </w:p>
-    <w:bookmarkStart w:id="40" w:name="def-variance-expression-and-prose"/>
+    <w:bookmarkStart w:id="41" w:name="def-variance-expression-and-prose"/>
     <w:p>
       <w:pPr>
         <w:pStyle w:val="BodyText"/>
@@ -10921,8 +11748,8 @@
         <w:t xml:space="preserve">from its population mean.</w:t>
       </w:r>
     </w:p>
-    <w:bookmarkEnd w:id="40"/>
-    <w:bookmarkStart w:id="41" w:name="exm-not-expression-and-prose"/>
+    <w:bookmarkEnd w:id="41"/>
+    <w:bookmarkStart w:id="42" w:name="exm-not-expression-and-prose"/>
     <w:p>
       <w:pPr>
         <w:pStyle w:val="BodyText"/>
@@ -11081,9 +11908,9 @@
         <w:t xml:space="preserve">gives both.</w:t>
       </w:r>
     </w:p>
-    <w:bookmarkEnd w:id="41"/>
     <w:bookmarkEnd w:id="42"/>
-    <w:bookmarkStart w:id="43" w:name="why-examples-matter"/>
+    <w:bookmarkEnd w:id="43"/>
+    <w:bookmarkStart w:id="44" w:name="why-examples-matter"/>
     <w:p>
       <w:pPr>
         <w:pStyle w:val="Heading2"/>
@@ -11235,8 +12062,8 @@
         <w:t xml:space="preserve">which is where readers most often misapply it.</w:t>
       </w:r>
     </w:p>
-    <w:bookmarkEnd w:id="43"/>
-    <w:bookmarkStart w:id="44" w:name="common-pitfalls-to-avoid"/>
+    <w:bookmarkEnd w:id="44"/>
+    <w:bookmarkStart w:id="45" w:name="common-pitfalls-to-avoid"/>
     <w:p>
       <w:pPr>
         <w:pStyle w:val="Heading2"/>
@@ -11524,8 +12351,8 @@
         <w:t xml:space="preserve">of the definition they are meant to demonstrate.</w:t>
       </w:r>
     </w:p>
-    <w:bookmarkEnd w:id="44"/>
-    <w:bookmarkStart w:id="52" w:name="mathematical-statements-require-examples"/>
+    <w:bookmarkEnd w:id="45"/>
+    <w:bookmarkStart w:id="53" w:name="mathematical-statements-require-examples"/>
     <w:p>
       <w:pPr>
         <w:pStyle w:val="Heading2"/>
@@ -11592,7 +12419,7 @@
         <w:t xml:space="preserve">when readers can see concrete instances.</w:t>
       </w:r>
     </w:p>
-    <w:bookmarkStart w:id="46" w:name="using-theorem-environments-in-quarto"/>
+    <w:bookmarkStart w:id="47" w:name="using-theorem-environments-in-quarto"/>
     <w:p>
       <w:pPr>
         <w:pStyle w:val="Heading3"/>
@@ -11885,7 +12712,7 @@
       <w:r>
         <w:t xml:space="preserve"> </w:t>
       </w:r>
-      <w:hyperlink r:id="rId45">
+      <w:hyperlink r:id="rId46">
         <w:r>
           <w:rPr>
             <w:rStyle w:val="Hyperlink"/>
@@ -12012,8 +12839,8 @@
         <w:t xml:space="preserve">.</w:t>
       </w:r>
     </w:p>
-    <w:bookmarkEnd w:id="46"/>
-    <w:bookmarkStart w:id="51" w:name="example-pythagorean-theorem"/>
+    <w:bookmarkEnd w:id="47"/>
+    <w:bookmarkStart w:id="52" w:name="example-pythagorean-theorem"/>
     <w:p>
       <w:pPr>
         <w:pStyle w:val="Heading3"/>
@@ -12022,7 +12849,7 @@
         <w:t xml:space="preserve">7.2 Example: Pythagorean theorem</w:t>
       </w:r>
     </w:p>
-    <w:bookmarkStart w:id="47" w:name="thm-pythagoras"/>
+    <w:bookmarkStart w:id="48" w:name="thm-pythagoras"/>
     <w:p>
       <w:pPr>
         <w:pStyle w:val="FirstParagraph"/>
@@ -12113,8 +12940,8 @@
         </m:oMath>
       </m:oMathPara>
     </w:p>
-    <w:bookmarkEnd w:id="47"/>
-    <w:bookmarkStart w:id="48" w:name="exm-pythagoras"/>
+    <w:bookmarkEnd w:id="48"/>
+    <w:bookmarkStart w:id="49" w:name="exm-pythagoras"/>
     <w:p>
       <w:pPr>
         <w:pStyle w:val="FirstParagraph"/>
@@ -12243,8 +13070,8 @@
         </m:oMath>
       </m:oMathPara>
     </w:p>
-    <w:bookmarkEnd w:id="48"/>
-    <w:bookmarkStart w:id="49" w:name="def-postulate"/>
+    <w:bookmarkEnd w:id="49"/>
+    <w:bookmarkStart w:id="50" w:name="def-postulate"/>
     <w:p>
       <w:pPr>
         <w:pStyle w:val="FirstParagraph"/>
@@ -12298,8 +13125,8 @@
         <w:t xml:space="preserve">serving as a starting point for further reasoning.</w:t>
       </w:r>
     </w:p>
-    <w:bookmarkEnd w:id="49"/>
-    <w:bookmarkStart w:id="50" w:name="exm-parallel-postulate"/>
+    <w:bookmarkEnd w:id="50"/>
+    <w:bookmarkStart w:id="51" w:name="exm-parallel-postulate"/>
     <w:p>
       <w:pPr>
         <w:pStyle w:val="BodyText"/>
@@ -12402,10 +13229,10 @@
         <w:t xml:space="preserve">.</w:t>
       </w:r>
     </w:p>
-    <w:bookmarkEnd w:id="50"/>
     <w:bookmarkEnd w:id="51"/>
     <w:bookmarkEnd w:id="52"/>
-    <w:bookmarkStart w:id="61" w:name="Xe6c88c177e563d1f046037569009a36fd08f4bd"/>
+    <w:bookmarkEnd w:id="53"/>
+    <w:bookmarkStart w:id="62" w:name="Xe6c88c177e563d1f046037569009a36fd08f4bd"/>
     <w:p>
       <w:pPr>
         <w:pStyle w:val="Heading2"/>
@@ -12624,7 +13451,7 @@
       <w:r>
         <w:t xml:space="preserve"> </w:t>
       </w:r>
-      <w:hyperlink r:id="rId53">
+      <w:hyperlink r:id="rId54">
         <w:r>
           <w:rPr>
             <w:rStyle w:val="Hyperlink"/>
@@ -12700,7 +13527,7 @@
       <w:r>
         <w:t xml:space="preserve"> </w:t>
       </w:r>
-      <w:hyperlink r:id="rId54">
+      <w:hyperlink r:id="rId55">
         <w:r>
           <w:rPr>
             <w:rStyle w:val="Hyperlink"/>
@@ -12954,7 +13781,7 @@
         <w:t xml:space="preserve">is an ordinary step, not the pattern to avoid.</w:t>
       </w:r>
     </w:p>
-    <w:bookmarkStart w:id="55" w:name="def-sample-mean"/>
+    <w:bookmarkStart w:id="56" w:name="def-sample-mean"/>
     <w:p>
       <w:pPr>
         <w:pStyle w:val="FirstParagraph"/>
@@ -13139,8 +13966,8 @@
         </m:oMath>
       </m:oMathPara>
     </w:p>
-    <w:bookmarkEnd w:id="55"/>
-    <w:bookmarkStart w:id="56" w:name="exr-sum-deviations"/>
+    <w:bookmarkEnd w:id="56"/>
+    <w:bookmarkStart w:id="57" w:name="exr-sum-deviations"/>
     <w:p>
       <w:pPr>
         <w:pStyle w:val="FirstParagraph"/>
@@ -13295,8 +14122,8 @@
         <w:t xml:space="preserve">).</w:t>
       </w:r>
     </w:p>
-    <w:bookmarkEnd w:id="56"/>
-    <w:bookmarkStart w:id="57" w:name="sol-sum-deviations"/>
+    <w:bookmarkEnd w:id="57"/>
+    <w:bookmarkStart w:id="58" w:name="sol-sum-deviations"/>
     <w:p>
       <w:pPr>
         <w:pStyle w:val="BodyText"/>
@@ -13747,8 +14574,8 @@
         </m:oMath>
       </m:oMathPara>
     </w:p>
-    <w:bookmarkEnd w:id="57"/>
-    <w:bookmarkStart w:id="58" w:name="thm-sum-deviations"/>
+    <w:bookmarkEnd w:id="58"/>
+    <w:bookmarkStart w:id="59" w:name="thm-sum-deviations"/>
     <w:p>
       <w:pPr>
         <w:pStyle w:val="FirstParagraph"/>
@@ -13954,7 +14781,7 @@
         </m:oMath>
       </m:oMathPara>
     </w:p>
-    <w:bookmarkEnd w:id="58"/>
+    <w:bookmarkEnd w:id="59"/>
     <w:p>
       <w:pPr>
         <w:pStyle w:val="FirstParagraph"/>
@@ -13984,7 +14811,7 @@
         <w:t xml:space="preserve">derives this result.</w:t>
       </w:r>
     </w:p>
-    <w:bookmarkStart w:id="59" w:name="exm-derivation-direction"/>
+    <w:bookmarkStart w:id="60" w:name="exm-derivation-direction"/>
     <w:p>
       <w:pPr>
         <w:pStyle w:val="BodyText"/>
@@ -15051,7 +15878,7 @@
       <w:r>
         <w:t xml:space="preserve"> </w:t>
       </w:r>
-      <w:hyperlink r:id="rId54">
+      <w:hyperlink r:id="rId55">
         <w:r>
           <w:rPr>
             <w:rStyle w:val="Hyperlink"/>
@@ -15063,8 +15890,8 @@
         <w:t xml:space="preserve">).</w:t>
       </w:r>
     </w:p>
-    <w:bookmarkEnd w:id="59"/>
-    <w:bookmarkStart w:id="60" w:name="exm-one-result-per-theorem"/>
+    <w:bookmarkEnd w:id="60"/>
+    <w:bookmarkStart w:id="61" w:name="exm-one-result-per-theorem"/>
     <w:p>
       <w:pPr>
         <w:pStyle w:val="BodyText"/>
@@ -15548,8 +16375,8 @@
         <w:t xml:space="preserve">and a later step that uses only the first can cite only the first.</w:t>
       </w:r>
     </w:p>
-    <w:bookmarkEnd w:id="60"/>
     <w:bookmarkEnd w:id="61"/>
+    <w:bookmarkEnd w:id="62"/>
     <w:sectPr>
       <w:footnotePr>
         <w:numRestart w:val="eachSect"/>

--- a/pr-preview/pr-419/chapters/defining-terms-tracked-changes.docx
+++ b/pr-preview/pr-419/chapters/defining-terms-tracked-changes.docx
@@ -16,7 +16,7 @@
       </w:pPr>
       <w:del w:id="1" w:author="PR Preview" w:date="2026-01-01T00:00:00Z">
         <w:r>
-          <w:delText xml:space="preserve">Last modified: 2026-10-29 13:51:16 (PDT)</w:delText>
+          <w:delText xml:space="preserve">Last modified: 2026-10-29 14:29:08 (PDT)</w:delText>
         </w:r>
       </w:del>
     </w:p>
@@ -26,7 +26,7 @@
       </w:pPr>
       <w:ins w:id="2" w:author="PR Preview" w:date="2026-01-01T00:00:00Z">
         <w:r>
-          <w:t xml:space="preserve">Last modified: 2026-10-29 14:28:33 (PDT)</w:t>
+          <w:t xml:space="preserve">Last modified: 2026-10-29 14:36:14 (PDT)</w:t>
         </w:r>
       </w:ins>
     </w:p>
